--- a/docs/Deliverables/IT16/Project Overview Documentation.docx
+++ b/docs/Deliverables/IT16/Project Overview Documentation.docx
@@ -1003,25 +1003,6 @@
     </w:p>
     <w:p>
       <w:pPr>
-        <w:numPr>
-          <w:ilvl w:val="0"/>
-          <w:numId w:val="5"/>
-        </w:numPr>
-        <w:spacing w:after="0" w:line="276" w:lineRule="auto"/>
-        <w:rPr>
-          <w:rFonts w:ascii="Arial" w:hAnsi="Arial" w:cs="Arial"/>
-        </w:rPr>
-      </w:pPr>
-      <w:r>
-        <w:rPr>
-          <w:rFonts w:ascii="Arial" w:hAnsi="Arial" w:cs="Arial"/>
-        </w:rPr>
-        <w:lastRenderedPageBreak/>
-        <w:t>Future improvement: replace broad role-name checks with a formal permission matrix and enforce subscription/module entitlements as a security boundary.</w:t>
-      </w:r>
-    </w:p>
-    <w:p>
-      <w:pPr>
         <w:spacing w:after="0" w:line="240" w:lineRule="auto"/>
         <w:rPr>
           <w:rFonts w:ascii="Arial" w:hAnsi="Arial" w:cs="Arial"/>
@@ -1036,12 +1017,22 @@
           <w:bCs/>
         </w:rPr>
       </w:pPr>
-      <w:r>
+    </w:p>
+    <w:p>
+      <w:pPr>
         <w:rPr>
           <w:rFonts w:ascii="Arial" w:hAnsi="Arial" w:cs="Arial"/>
           <w:b/>
           <w:bCs/>
         </w:rPr>
+      </w:pPr>
+      <w:r>
+        <w:rPr>
+          <w:rFonts w:ascii="Arial" w:hAnsi="Arial" w:cs="Arial"/>
+          <w:b/>
+          <w:bCs/>
+        </w:rPr>
+        <w:lastRenderedPageBreak/>
         <w:t>Logging and Monitoring Policy</w:t>
       </w:r>
     </w:p>
@@ -1372,7 +1363,7 @@
           <w:rFonts w:ascii="Arial" w:hAnsi="Arial" w:cs="Arial"/>
         </w:rPr>
         <w:pict w14:anchorId="68A46EDA">
-          <v:rect id="_x0000_i1031" style="width:0;height:3pt" o:hralign="center" o:hrstd="t" o:hr="t" fillcolor="#a0a0a0" stroked="f"/>
+          <v:rect id="_x0000_i1025" style="width:0;height:3pt" o:hralign="center" o:hrstd="t" o:hr="t" fillcolor="#a0a0a0" stroked="f"/>
         </w:pict>
       </w:r>
     </w:p>
@@ -1444,21 +1435,21 @@
           <w:b/>
           <w:bCs/>
         </w:rPr>
+        <w:t>Reporting</w:t>
+      </w:r>
+    </w:p>
+    <w:p>
+      <w:pPr>
+        <w:jc w:val="both"/>
+        <w:rPr>
+          <w:rFonts w:ascii="Arial" w:hAnsi="Arial" w:cs="Arial"/>
+        </w:rPr>
+      </w:pPr>
+      <w:r>
+        <w:rPr>
+          <w:rFonts w:ascii="Arial" w:hAnsi="Arial" w:cs="Arial"/>
+        </w:rPr>
         <w:lastRenderedPageBreak/>
-        <w:t>Reporting</w:t>
-      </w:r>
-    </w:p>
-    <w:p>
-      <w:pPr>
-        <w:jc w:val="both"/>
-        <w:rPr>
-          <w:rFonts w:ascii="Arial" w:hAnsi="Arial" w:cs="Arial"/>
-        </w:rPr>
-      </w:pPr>
-      <w:r>
-        <w:rPr>
-          <w:rFonts w:ascii="Arial" w:hAnsi="Arial" w:cs="Arial"/>
-        </w:rPr>
         <w:tab/>
       </w:r>
       <w:r>
@@ -1986,7 +1977,6 @@
           <w:b/>
           <w:bCs/>
         </w:rPr>
-        <w:lastRenderedPageBreak/>
         <w:t>Access Control (RBAC / ACL)</w:t>
       </w:r>
     </w:p>
@@ -2004,6 +1994,7 @@
           <w:b/>
           <w:bCs/>
         </w:rPr>
+        <w:lastRenderedPageBreak/>
         <w:t>Intended Users</w:t>
       </w:r>
     </w:p>
@@ -2117,6 +2108,14 @@
         </w:rPr>
         <w:t>: root platform administrators who manage platform-level configuration, tenants, subscription/module setup, audit views, and root account operations.</w:t>
       </w:r>
+    </w:p>
+    <w:p>
+      <w:pPr>
+        <w:spacing w:after="0" w:line="240" w:lineRule="auto"/>
+        <w:rPr>
+          <w:rFonts w:ascii="Arial" w:hAnsi="Arial" w:cs="Arial"/>
+        </w:rPr>
+      </w:pPr>
     </w:p>
     <w:p>
       <w:pPr>
@@ -7828,6 +7827,7 @@
   <w:style w:type="character" w:default="1" w:styleId="DefaultParagraphFont">
     <w:name w:val="Default Paragraph Font"/>
     <w:uiPriority w:val="1"/>
+    <w:semiHidden/>
     <w:unhideWhenUsed/>
   </w:style>
   <w:style w:type="table" w:default="1" w:styleId="TableNormal">
